--- a/사회자_대본_v8.docx
+++ b/사회자_대본_v8.docx
@@ -14,7 +14,7 @@
           <w:sz w:val="28"/>
           <w:szCs w:val="28"/>
         </w:rPr>
-        <w:t xml:space="preserve">2025년 5월 19일 오후 신랑 유승수 &amp; 신부 이선영      (사회자 : 신랑 신부)</w:t>
+        <w:t xml:space="preserve">2025년 5월 19일 오후 신랑 유승수 &amp; 신부 이선영      (사회자 진행)</w:t>
       </w:r>
     </w:p>
     <w:tbl>
